--- a/constitucion_sas_nova_bienestar/docx/10_Presentacion_personal_reconocimiento_notarial_y_poder.docx
+++ b/constitucion_sas_nova_bienestar/docx/10_Presentacion_personal_reconocimiento_notarial_y_poder.docx
@@ -476,25 +476,7 @@
           <w:i w:val="0"/>
           <w:u w:val="none"/>
         </w:rPr>
-        <w:t xml:space="preserve">, fechado el primero (1) de octubre de dos mil veintiséis (2026), compuesto de </w:t>
-      </w:r>
-      <w:r>
-        <w:rPr>
-          <w:rFonts w:ascii="Times New Roman" w:hAnsi="Times New Roman"/>
-          <w:b w:val="0"/>
-          <w:i w:val="0"/>
-          <w:u w:val="single"/>
-        </w:rPr>
-        <w:t>_</w:t>
-      </w:r>
-      <w:r>
-        <w:rPr>
-          <w:rFonts w:ascii="Times New Roman" w:hAnsi="Times New Roman"/>
-          <w:b w:val="0"/>
-          <w:i w:val="0"/>
-          <w:u w:val="none"/>
-        </w:rPr>
-        <w:t>_ folios.</w:t>
+        <w:t>, fechado el primero (1) de octubre de dos mil veintiséis (2026), compuesto de ______ folios.</w:t>
       </w:r>
     </w:p>
     <w:p>
@@ -798,52 +780,7 @@
           <w:i w:val="0"/>
           <w:u w:val="none"/>
         </w:rPr>
-        <w:t xml:space="preserve">Se deja constancia de que los comparecientes exhibieron el original de su documento de identidad y de que la diligencia se surtió en la ciudad de Medellín, el día </w:t>
-      </w:r>
-      <w:r>
-        <w:rPr>
-          <w:rFonts w:ascii="Times New Roman" w:hAnsi="Times New Roman"/>
-          <w:b w:val="0"/>
-          <w:i w:val="0"/>
-          <w:u w:val="single"/>
-        </w:rPr>
-        <w:t>_</w:t>
-      </w:r>
-      <w:r>
-        <w:rPr>
-          <w:rFonts w:ascii="Times New Roman" w:hAnsi="Times New Roman"/>
-          <w:b w:val="0"/>
-          <w:i w:val="0"/>
-          <w:u w:val="none"/>
-        </w:rPr>
-        <w:t xml:space="preserve">_ del mes de </w:t>
-      </w:r>
-      <w:r>
-        <w:rPr>
-          <w:rFonts w:ascii="Times New Roman" w:hAnsi="Times New Roman"/>
-          <w:b w:val="0"/>
-          <w:i w:val="0"/>
-          <w:u w:val="single"/>
-        </w:rPr>
-        <w:t>_</w:t>
-      </w:r>
-      <w:r>
-        <w:rPr>
-          <w:rFonts w:ascii="Times New Roman" w:hAnsi="Times New Roman"/>
-          <w:b w:val="0"/>
-          <w:i w:val="0"/>
-          <w:u w:val="single"/>
-        </w:rPr>
-        <w:t>_</w:t>
-      </w:r>
-      <w:r>
-        <w:rPr>
-          <w:rFonts w:ascii="Times New Roman" w:hAnsi="Times New Roman"/>
-          <w:b w:val="0"/>
-          <w:i w:val="0"/>
-          <w:u w:val="none"/>
-        </w:rPr>
-        <w:t>____ de dos mil veintiséis (2026).</w:t>
+        <w:t>Se deja constancia de que los comparecientes exhibieron el original de su documento de identidad y de que la diligencia se surtió en la ciudad de Medellín, el día ______ del mes de ______________ de dos mil veintiséis (2026).</w:t>
       </w:r>
     </w:p>
     <w:p>
@@ -866,72 +803,9 @@
           <w:rFonts w:ascii="Times New Roman" w:hAnsi="Times New Roman"/>
           <w:b w:val="0"/>
           <w:i w:val="0"/>
-          <w:u w:val="single"/>
+          <w:u w:val="none"/>
         </w:rPr>
-        <w:t>_</w:t>
-      </w:r>
-      <w:r>
-        <w:rPr>
-          <w:rFonts w:ascii="Times New Roman" w:hAnsi="Times New Roman"/>
-          <w:b w:val="0"/>
-          <w:i w:val="0"/>
-          <w:u w:val="single"/>
-        </w:rPr>
-        <w:t>_</w:t>
-      </w:r>
-      <w:r>
-        <w:rPr>
-          <w:rFonts w:ascii="Times New Roman" w:hAnsi="Times New Roman"/>
-          <w:b w:val="0"/>
-          <w:i w:val="0"/>
-          <w:u w:val="single"/>
-        </w:rPr>
-        <w:t>_</w:t>
-      </w:r>
-      <w:r>
-        <w:rPr>
-          <w:rFonts w:ascii="Times New Roman" w:hAnsi="Times New Roman"/>
-          <w:b w:val="0"/>
-          <w:i w:val="0"/>
-          <w:u w:val="single"/>
-        </w:rPr>
-        <w:t>_</w:t>
-      </w:r>
-      <w:r>
-        <w:rPr>
-          <w:rFonts w:ascii="Times New Roman" w:hAnsi="Times New Roman"/>
-          <w:b w:val="0"/>
-          <w:i w:val="0"/>
-          <w:u w:val="single"/>
-        </w:rPr>
-        <w:t>_</w:t>
-      </w:r>
-      <w:r>
-        <w:rPr>
-          <w:rFonts w:ascii="Times New Roman" w:hAnsi="Times New Roman"/>
-          <w:b w:val="0"/>
-          <w:i w:val="0"/>
-          <w:u w:val="single"/>
-        </w:rPr>
-        <w:t>_</w:t>
-      </w:r>
-      <w:r>
-        <w:rPr>
-          <w:rFonts w:ascii="Times New Roman" w:hAnsi="Times New Roman"/>
-          <w:b w:val="0"/>
-          <w:i w:val="0"/>
-          <w:u w:val="single"/>
-        </w:rPr>
-        <w:t>_</w:t>
-      </w:r>
-      <w:r>
-        <w:rPr>
-          <w:rFonts w:ascii="Times New Roman" w:hAnsi="Times New Roman"/>
-          <w:b w:val="0"/>
-          <w:i w:val="0"/>
-          <w:u w:val="single"/>
-        </w:rPr>
-        <w:t>_</w:t>
+        <w:t>________________________________________</w:t>
       </w:r>
     </w:p>
     <w:p>
@@ -1177,25 +1051,7 @@
           <w:i w:val="0"/>
           <w:u w:val="none"/>
         </w:rPr>
-        <w:t xml:space="preserve">, fechado el primero (1) de octubre de dos mil veintiséis (2026), compuesto de </w:t>
-      </w:r>
-      <w:r>
-        <w:rPr>
-          <w:rFonts w:ascii="Times New Roman" w:hAnsi="Times New Roman"/>
-          <w:b w:val="0"/>
-          <w:i w:val="0"/>
-          <w:u w:val="single"/>
-        </w:rPr>
-        <w:t>_</w:t>
-      </w:r>
-      <w:r>
-        <w:rPr>
-          <w:rFonts w:ascii="Times New Roman" w:hAnsi="Times New Roman"/>
-          <w:b w:val="0"/>
-          <w:i w:val="0"/>
-          <w:u w:val="none"/>
-        </w:rPr>
-        <w:t>_ folios, que se acompaña a esta solicitud.</w:t>
+        <w:t>, fechado el primero (1) de octubre de dos mil veintiséis (2026), compuesto de ______ folios, que se acompaña a esta solicitud.</w:t>
       </w:r>
     </w:p>
     <w:p>
@@ -1229,72 +1085,9 @@
           <w:rFonts w:ascii="Times New Roman" w:hAnsi="Times New Roman"/>
           <w:b w:val="0"/>
           <w:i w:val="0"/>
-          <w:u w:val="single"/>
+          <w:u w:val="none"/>
         </w:rPr>
-        <w:t>_</w:t>
-      </w:r>
-      <w:r>
-        <w:rPr>
-          <w:rFonts w:ascii="Times New Roman" w:hAnsi="Times New Roman"/>
-          <w:b w:val="0"/>
-          <w:i w:val="0"/>
-          <w:u w:val="single"/>
-        </w:rPr>
-        <w:t>_</w:t>
-      </w:r>
-      <w:r>
-        <w:rPr>
-          <w:rFonts w:ascii="Times New Roman" w:hAnsi="Times New Roman"/>
-          <w:b w:val="0"/>
-          <w:i w:val="0"/>
-          <w:u w:val="single"/>
-        </w:rPr>
-        <w:t>_</w:t>
-      </w:r>
-      <w:r>
-        <w:rPr>
-          <w:rFonts w:ascii="Times New Roman" w:hAnsi="Times New Roman"/>
-          <w:b w:val="0"/>
-          <w:i w:val="0"/>
-          <w:u w:val="single"/>
-        </w:rPr>
-        <w:t>_</w:t>
-      </w:r>
-      <w:r>
-        <w:rPr>
-          <w:rFonts w:ascii="Times New Roman" w:hAnsi="Times New Roman"/>
-          <w:b w:val="0"/>
-          <w:i w:val="0"/>
-          <w:u w:val="single"/>
-        </w:rPr>
-        <w:t>_</w:t>
-      </w:r>
-      <w:r>
-        <w:rPr>
-          <w:rFonts w:ascii="Times New Roman" w:hAnsi="Times New Roman"/>
-          <w:b w:val="0"/>
-          <w:i w:val="0"/>
-          <w:u w:val="single"/>
-        </w:rPr>
-        <w:t>_</w:t>
-      </w:r>
-      <w:r>
-        <w:rPr>
-          <w:rFonts w:ascii="Times New Roman" w:hAnsi="Times New Roman"/>
-          <w:b w:val="0"/>
-          <w:i w:val="0"/>
-          <w:u w:val="single"/>
-        </w:rPr>
-        <w:t>_</w:t>
-      </w:r>
-      <w:r>
-        <w:rPr>
-          <w:rFonts w:ascii="Times New Roman" w:hAnsi="Times New Roman"/>
-          <w:b w:val="0"/>
-          <w:i w:val="0"/>
-          <w:u w:val="single"/>
-        </w:rPr>
-        <w:t>_</w:t>
+        <w:t>________________________________________</w:t>
       </w:r>
     </w:p>
     <w:p>
@@ -1471,52 +1264,7 @@
           <w:i w:val="0"/>
           <w:u w:val="none"/>
         </w:rPr>
-        <w:t xml:space="preserve">Medellín (Antioquia), </w:t>
-      </w:r>
-      <w:r>
-        <w:rPr>
-          <w:rFonts w:ascii="Times New Roman" w:hAnsi="Times New Roman"/>
-          <w:b w:val="0"/>
-          <w:i w:val="0"/>
-          <w:u w:val="single"/>
-        </w:rPr>
-        <w:t>_</w:t>
-      </w:r>
-      <w:r>
-        <w:rPr>
-          <w:rFonts w:ascii="Times New Roman" w:hAnsi="Times New Roman"/>
-          <w:b w:val="0"/>
-          <w:i w:val="0"/>
-          <w:u w:val="none"/>
-        </w:rPr>
-        <w:t xml:space="preserve">_ de </w:t>
-      </w:r>
-      <w:r>
-        <w:rPr>
-          <w:rFonts w:ascii="Times New Roman" w:hAnsi="Times New Roman"/>
-          <w:b w:val="0"/>
-          <w:i w:val="0"/>
-          <w:u w:val="single"/>
-        </w:rPr>
-        <w:t>_</w:t>
-      </w:r>
-      <w:r>
-        <w:rPr>
-          <w:rFonts w:ascii="Times New Roman" w:hAnsi="Times New Roman"/>
-          <w:b w:val="0"/>
-          <w:i w:val="0"/>
-          <w:u w:val="single"/>
-        </w:rPr>
-        <w:t>_</w:t>
-      </w:r>
-      <w:r>
-        <w:rPr>
-          <w:rFonts w:ascii="Times New Roman" w:hAnsi="Times New Roman"/>
-          <w:b w:val="0"/>
-          <w:i w:val="0"/>
-          <w:u w:val="none"/>
-        </w:rPr>
-        <w:t>____ de 2026</w:t>
+        <w:t>Medellín (Antioquia), ______ de ______________ de 2026</w:t>
       </w:r>
     </w:p>
     <w:p>
@@ -2144,53 +1892,9 @@
                 <w:rFonts w:ascii="Times New Roman" w:hAnsi="Times New Roman"/>
                 <w:b w:val="0"/>
                 <w:i w:val="0"/>
-                <w:u w:val="single"/>
+                <w:u w:val="none"/>
               </w:rPr>
-              <w:t>_</w:t>
-            </w:r>
-            <w:r>
-              <w:rPr>
-                <w:rFonts w:ascii="Times New Roman" w:hAnsi="Times New Roman"/>
-                <w:b w:val="0"/>
-                <w:i w:val="0"/>
-                <w:u w:val="single"/>
-              </w:rPr>
-              <w:t>_</w:t>
-            </w:r>
-            <w:r>
-              <w:rPr>
-                <w:rFonts w:ascii="Times New Roman" w:hAnsi="Times New Roman"/>
-                <w:b w:val="0"/>
-                <w:i w:val="0"/>
-                <w:u w:val="single"/>
-              </w:rPr>
-              <w:t>_</w:t>
-            </w:r>
-            <w:r>
-              <w:rPr>
-                <w:rFonts w:ascii="Times New Roman" w:hAnsi="Times New Roman"/>
-                <w:b w:val="0"/>
-                <w:i w:val="0"/>
-                <w:u w:val="single"/>
-              </w:rPr>
-              <w:t>_</w:t>
-            </w:r>
-            <w:r>
-              <w:rPr>
-                <w:rFonts w:ascii="Times New Roman" w:hAnsi="Times New Roman"/>
-                <w:b w:val="0"/>
-                <w:i w:val="0"/>
-                <w:u w:val="single"/>
-              </w:rPr>
-              <w:t>_</w:t>
-            </w:r>
-            <w:r>
-              <w:rPr>
-                <w:rFonts w:ascii="Times New Roman" w:hAnsi="Times New Roman"/>
-                <w:b w:val="0"/>
-                <w:i w:val="0"/>
-                <w:u w:val="single"/>
-              </w:rPr>
+              <w:t>____________________________</w:t>
             </w:r>
           </w:p>
           <w:p>
@@ -2252,53 +1956,9 @@
                 <w:rFonts w:ascii="Times New Roman" w:hAnsi="Times New Roman"/>
                 <w:b w:val="0"/>
                 <w:i w:val="0"/>
-                <w:u w:val="single"/>
+                <w:u w:val="none"/>
               </w:rPr>
-              <w:t>_</w:t>
-            </w:r>
-            <w:r>
-              <w:rPr>
-                <w:rFonts w:ascii="Times New Roman" w:hAnsi="Times New Roman"/>
-                <w:b w:val="0"/>
-                <w:i w:val="0"/>
-                <w:u w:val="single"/>
-              </w:rPr>
-              <w:t>_</w:t>
-            </w:r>
-            <w:r>
-              <w:rPr>
-                <w:rFonts w:ascii="Times New Roman" w:hAnsi="Times New Roman"/>
-                <w:b w:val="0"/>
-                <w:i w:val="0"/>
-                <w:u w:val="single"/>
-              </w:rPr>
-              <w:t>_</w:t>
-            </w:r>
-            <w:r>
-              <w:rPr>
-                <w:rFonts w:ascii="Times New Roman" w:hAnsi="Times New Roman"/>
-                <w:b w:val="0"/>
-                <w:i w:val="0"/>
-                <w:u w:val="single"/>
-              </w:rPr>
-              <w:t>_</w:t>
-            </w:r>
-            <w:r>
-              <w:rPr>
-                <w:rFonts w:ascii="Times New Roman" w:hAnsi="Times New Roman"/>
-                <w:b w:val="0"/>
-                <w:i w:val="0"/>
-                <w:u w:val="single"/>
-              </w:rPr>
-              <w:t>_</w:t>
-            </w:r>
-            <w:r>
-              <w:rPr>
-                <w:rFonts w:ascii="Times New Roman" w:hAnsi="Times New Roman"/>
-                <w:b w:val="0"/>
-                <w:i w:val="0"/>
-                <w:u w:val="single"/>
-              </w:rPr>
+              <w:t>____________________________</w:t>
             </w:r>
           </w:p>
           <w:p>
@@ -2328,36 +1988,7 @@
                 <w:sz w:val="20"/>
                 <w:u w:val="none"/>
               </w:rPr>
-              <w:t xml:space="preserve">C.C. </w:t>
-            </w:r>
-            <w:r>
-              <w:rPr>
-                <w:rFonts w:ascii="Times New Roman" w:hAnsi="Times New Roman"/>
-                <w:b w:val="0"/>
-                <w:i w:val="0"/>
-                <w:sz w:val="20"/>
-                <w:u w:val="single"/>
-              </w:rPr>
-              <w:t>_</w:t>
-            </w:r>
-            <w:r>
-              <w:rPr>
-                <w:rFonts w:ascii="Times New Roman" w:hAnsi="Times New Roman"/>
-                <w:b w:val="0"/>
-                <w:i w:val="0"/>
-                <w:sz w:val="20"/>
-                <w:u w:val="single"/>
-              </w:rPr>
-              <w:t>_</w:t>
-            </w:r>
-            <w:r>
-              <w:rPr>
-                <w:rFonts w:ascii="Times New Roman" w:hAnsi="Times New Roman"/>
-                <w:b w:val="0"/>
-                <w:i w:val="0"/>
-                <w:sz w:val="20"/>
-                <w:u w:val="single"/>
-              </w:rPr>
+              <w:t>C.C. ____________</w:t>
             </w:r>
           </w:p>
           <w:p>

--- a/constitucion_sas_nova_bienestar/docx/10_Presentacion_personal_reconocimiento_notarial_y_poder.docx
+++ b/constitucion_sas_nova_bienestar/docx/10_Presentacion_personal_reconocimiento_notarial_y_poder.docx
@@ -856,6 +856,338 @@
         <w:t>Sello</w:t>
       </w:r>
     </w:p>
+    <w:p>
+      <w:pPr>
+        <w:spacing w:after="0"/>
+      </w:pPr>
+    </w:p>
+    <w:p>
+      <w:pPr>
+        <w:spacing w:after="160"/>
+        <w:pBdr>
+          <w:bottom w:val="single" w:sz="6" w:space="1" w:color="000000"/>
+        </w:pBdr>
+      </w:pPr>
+    </w:p>
+    <w:p>
+      <w:pPr>
+        <w:keepNext/>
+        <w:spacing w:before="240" w:after="80"/>
+        <w:jc w:val="left"/>
+      </w:pPr>
+      <w:r>
+        <w:rPr>
+          <w:rFonts w:ascii="Times New Roman" w:hAnsi="Times New Roman"/>
+          <w:b/>
+          <w:i w:val="0"/>
+          <w:sz w:val="24"/>
+          <w:u w:val="none"/>
+        </w:rPr>
+        <w:t>Diligencia adicional sobre el anexo de responsabilidades tributarias</w:t>
+      </w:r>
+    </w:p>
+    <w:p>
+      <w:r>
+        <w:rPr>
+          <w:rFonts w:ascii="Times New Roman" w:hAnsi="Times New Roman"/>
+          <w:b w:val="0"/>
+          <w:i w:val="0"/>
+          <w:u w:val="none"/>
+        </w:rPr>
+        <w:t xml:space="preserve">El numeral 3.2 de la guía registral impone una segunda diligencia que suele pasarse por alto: si el trámite se radica </w:t>
+      </w:r>
+      <w:r>
+        <w:rPr>
+          <w:rFonts w:ascii="Times New Roman" w:hAnsi="Times New Roman"/>
+          <w:b/>
+          <w:i w:val="0"/>
+          <w:u w:val="none"/>
+        </w:rPr>
+        <w:t>presencialmente</w:t>
+      </w:r>
+      <w:r>
+        <w:rPr>
+          <w:rFonts w:ascii="Times New Roman" w:hAnsi="Times New Roman"/>
+          <w:b w:val="0"/>
+          <w:i w:val="0"/>
+          <w:u w:val="none"/>
+        </w:rPr>
+        <w:t xml:space="preserve"> en una sede o centro regional, el </w:t>
+      </w:r>
+      <w:r>
+        <w:rPr>
+          <w:rFonts w:ascii="Times New Roman" w:hAnsi="Times New Roman"/>
+          <w:b/>
+          <w:i w:val="0"/>
+          <w:u w:val="none"/>
+        </w:rPr>
+        <w:t>anexo de responsabilidades tributarias persona jurídica</w:t>
+      </w:r>
+      <w:r>
+        <w:rPr>
+          <w:rFonts w:ascii="Times New Roman" w:hAnsi="Times New Roman"/>
+          <w:b w:val="0"/>
+          <w:i w:val="0"/>
+          <w:u w:val="none"/>
+        </w:rPr>
+        <w:t xml:space="preserve"> debe llevar, además, </w:t>
+      </w:r>
+      <w:r>
+        <w:rPr>
+          <w:rFonts w:ascii="Times New Roman" w:hAnsi="Times New Roman"/>
+          <w:b/>
+          <w:i w:val="0"/>
+          <w:u w:val="none"/>
+        </w:rPr>
+        <w:t>presentación personal ante la Cámara de Comercio</w:t>
+      </w:r>
+      <w:r>
+        <w:rPr>
+          <w:rFonts w:ascii="Times New Roman" w:hAnsi="Times New Roman"/>
+          <w:b w:val="0"/>
+          <w:i w:val="0"/>
+          <w:u w:val="none"/>
+        </w:rPr>
+        <w:t>, hecha por el representante legal o por su apoderado, quien no requiere ser abogado.</w:t>
+      </w:r>
+    </w:p>
+    <w:p>
+      <w:r>
+        <w:rPr>
+          <w:rFonts w:ascii="Times New Roman" w:hAnsi="Times New Roman"/>
+          <w:b w:val="0"/>
+          <w:i w:val="0"/>
+          <w:u w:val="none"/>
+        </w:rPr>
+        <w:t xml:space="preserve">En consecuencia, la representante legal deberá presentar personalmente </w:t>
+      </w:r>
+      <w:r>
+        <w:rPr>
+          <w:rFonts w:ascii="Times New Roman" w:hAnsi="Times New Roman"/>
+          <w:b/>
+          <w:i w:val="0"/>
+          <w:u w:val="none"/>
+        </w:rPr>
+        <w:t>dos</w:t>
+      </w:r>
+      <w:r>
+        <w:rPr>
+          <w:rFonts w:ascii="Times New Roman" w:hAnsi="Times New Roman"/>
+          <w:b w:val="0"/>
+          <w:i w:val="0"/>
+          <w:u w:val="none"/>
+        </w:rPr>
+        <w:t xml:space="preserve"> documentos distintos: el documento privado de constitución —junto con el otro accionista— y el anexo de responsabilidades tributarias. Si el trámite se adelanta por la sede virtual con firma electrónica, esta segunda diligencia no se requiere.</w:t>
+      </w:r>
+    </w:p>
+    <w:p>
+      <w:r>
+        <w:rPr>
+          <w:rFonts w:ascii="Times New Roman" w:hAnsi="Times New Roman"/>
+          <w:b/>
+          <w:i w:val="0"/>
+          <w:u w:val="none"/>
+        </w:rPr>
+        <w:t>Constancia:</w:t>
+      </w:r>
+      <w:r>
+        <w:rPr>
+          <w:rFonts w:ascii="Times New Roman" w:hAnsi="Times New Roman"/>
+          <w:b w:val="0"/>
+          <w:i w:val="0"/>
+          <w:u w:val="none"/>
+        </w:rPr>
+        <w:t xml:space="preserve"> ante el suscrito secretario de la Cámara de Comercio de Medellín para Antioquia compareció </w:t>
+      </w:r>
+      <w:r>
+        <w:rPr>
+          <w:rFonts w:ascii="Times New Roman" w:hAnsi="Times New Roman"/>
+          <w:b/>
+          <w:i w:val="0"/>
+          <w:u w:val="none"/>
+        </w:rPr>
+        <w:t>MARIANA LÓPEZ CASTAÑO</w:t>
+      </w:r>
+      <w:r>
+        <w:rPr>
+          <w:rFonts w:ascii="Times New Roman" w:hAnsi="Times New Roman"/>
+          <w:b w:val="0"/>
+          <w:i w:val="0"/>
+          <w:u w:val="none"/>
+        </w:rPr>
+        <w:t xml:space="preserve">, identificada con cédula de ciudadanía n.º 1.039.672.481 de Medellín, quien presentó personalmente el </w:t>
+      </w:r>
+      <w:r>
+        <w:rPr>
+          <w:rFonts w:ascii="Times New Roman" w:hAnsi="Times New Roman"/>
+          <w:b/>
+          <w:i w:val="0"/>
+          <w:u w:val="none"/>
+        </w:rPr>
+        <w:t>anexo de responsabilidades tributarias persona jurídica</w:t>
+      </w:r>
+      <w:r>
+        <w:rPr>
+          <w:rFonts w:ascii="Times New Roman" w:hAnsi="Times New Roman"/>
+          <w:b w:val="0"/>
+          <w:i w:val="0"/>
+          <w:u w:val="none"/>
+        </w:rPr>
+        <w:t xml:space="preserve"> de NOVA BIENESTAR INTEGRAL S.A.S. y reconoció como suyos su contenido y su firma.</w:t>
+      </w:r>
+    </w:p>
+    <w:p>
+      <w:pPr>
+        <w:spacing w:after="0"/>
+      </w:pPr>
+    </w:p>
+    <w:p>
+      <w:pPr>
+        <w:spacing w:after="0"/>
+      </w:pPr>
+    </w:p>
+    <w:tbl>
+      <w:tblPr>
+        <w:tblW w:type="auto" w:w="0"/>
+        <w:tblLayout w:type="fixed"/>
+        <w:tblLook w:firstColumn="1" w:firstRow="1" w:lastColumn="0" w:lastRow="0" w:noHBand="0" w:noVBand="1" w:val="04A0"/>
+      </w:tblPr>
+      <w:tblGrid>
+        <w:gridCol w:w="4561"/>
+        <w:gridCol w:w="4561"/>
+      </w:tblGrid>
+      <w:tr>
+        <w:tc>
+          <w:tcPr>
+            <w:tcW w:type="dxa" w:w="4535"/>
+          </w:tcPr>
+          <w:p>
+            <w:pPr>
+              <w:spacing w:after="0"/>
+            </w:pPr>
+            <w:r>
+              <w:rPr>
+                <w:rFonts w:ascii="Times New Roman" w:hAnsi="Times New Roman"/>
+                <w:b w:val="0"/>
+                <w:i w:val="0"/>
+                <w:u w:val="none"/>
+              </w:rPr>
+              <w:t>____________________________</w:t>
+            </w:r>
+          </w:p>
+          <w:p>
+            <w:pPr>
+              <w:spacing w:after="0"/>
+            </w:pPr>
+            <w:r>
+              <w:rPr>
+                <w:rFonts w:ascii="Times New Roman" w:hAnsi="Times New Roman"/>
+                <w:b/>
+                <w:i w:val="0"/>
+                <w:sz w:val="20"/>
+                <w:u w:val="none"/>
+              </w:rPr>
+              <w:t>MARIANA LÓPEZ CASTAÑO</w:t>
+            </w:r>
+          </w:p>
+          <w:p>
+            <w:pPr>
+              <w:spacing w:after="0"/>
+            </w:pPr>
+            <w:r>
+              <w:rPr>
+                <w:rFonts w:ascii="Times New Roman" w:hAnsi="Times New Roman"/>
+                <w:b w:val="0"/>
+                <w:i w:val="0"/>
+                <w:sz w:val="20"/>
+                <w:u w:val="none"/>
+              </w:rPr>
+              <w:t>C.C. 1.039.672.481 de Medellín</w:t>
+            </w:r>
+          </w:p>
+          <w:p>
+            <w:pPr>
+              <w:spacing w:after="0"/>
+            </w:pPr>
+            <w:r>
+              <w:rPr>
+                <w:rFonts w:ascii="Times New Roman" w:hAnsi="Times New Roman"/>
+                <w:b w:val="0"/>
+                <w:i w:val="0"/>
+                <w:sz w:val="20"/>
+                <w:u w:val="none"/>
+              </w:rPr>
+              <w:t>Representante legal</w:t>
+            </w:r>
+          </w:p>
+        </w:tc>
+        <w:tc>
+          <w:tcPr>
+            <w:tcW w:type="dxa" w:w="4535"/>
+          </w:tcPr>
+          <w:p>
+            <w:pPr>
+              <w:spacing w:after="0"/>
+            </w:pPr>
+            <w:r>
+              <w:rPr>
+                <w:rFonts w:ascii="Times New Roman" w:hAnsi="Times New Roman"/>
+                <w:b w:val="0"/>
+                <w:i w:val="0"/>
+                <w:u w:val="none"/>
+              </w:rPr>
+              <w:t>____________________________</w:t>
+            </w:r>
+          </w:p>
+          <w:p>
+            <w:pPr>
+              <w:spacing w:after="0"/>
+            </w:pPr>
+            <w:r>
+              <w:rPr>
+                <w:rFonts w:ascii="Times New Roman" w:hAnsi="Times New Roman"/>
+                <w:b/>
+                <w:i w:val="0"/>
+                <w:sz w:val="20"/>
+                <w:u w:val="none"/>
+              </w:rPr>
+              <w:t>SECRETARIO(A)</w:t>
+            </w:r>
+          </w:p>
+          <w:p>
+            <w:pPr>
+              <w:spacing w:after="0"/>
+            </w:pPr>
+            <w:r>
+              <w:rPr>
+                <w:rFonts w:ascii="Times New Roman" w:hAnsi="Times New Roman"/>
+                <w:b w:val="0"/>
+                <w:i w:val="0"/>
+                <w:sz w:val="20"/>
+                <w:u w:val="none"/>
+              </w:rPr>
+              <w:t>Cámara de Comercio de Medellín para Antioquia</w:t>
+            </w:r>
+          </w:p>
+          <w:p>
+            <w:pPr>
+              <w:spacing w:after="0"/>
+            </w:pPr>
+            <w:r>
+              <w:rPr>
+                <w:rFonts w:ascii="Times New Roman" w:hAnsi="Times New Roman"/>
+                <w:b w:val="0"/>
+                <w:i w:val="0"/>
+                <w:sz w:val="20"/>
+                <w:u w:val="none"/>
+              </w:rPr>
+              <w:t>Sello</w:t>
+            </w:r>
+          </w:p>
+        </w:tc>
+      </w:tr>
+    </w:tbl>
+    <w:p/>
     <w:p>
       <w:r>
         <w:br w:type="page"/>

--- a/constitucion_sas_nova_bienestar/docx/10_Presentacion_personal_reconocimiento_notarial_y_poder.docx
+++ b/constitucion_sas_nova_bienestar/docx/10_Presentacion_personal_reconocimiento_notarial_y_poder.docx
@@ -335,7 +335,7 @@
                 <w:sz w:val="20"/>
                 <w:u w:val="none"/>
               </w:rPr>
-              <w:t>Cuando los accionistas están en municipios diferentes —caso de este expediente: Medellín y Envigado— o no coinciden en agenda. Tiene costo notarial por cada firma.</w:t>
+              <w:t>Cuando los accionistas están en municipios diferentes, que es el caso de este expediente, Medellín y Envigado, o cuando no coinciden en agenda. Tiene costo notarial por cada firma.</w:t>
             </w:r>
           </w:p>
         </w:tc>
@@ -977,7 +977,7 @@
           <w:i w:val="0"/>
           <w:u w:val="none"/>
         </w:rPr>
-        <w:t xml:space="preserve"> documentos distintos: el documento privado de constitución —junto con el otro accionista— y el anexo de responsabilidades tributarias. Si el trámite se adelanta por la sede virtual con firma electrónica, esta segunda diligencia no se requiere.</w:t>
+        <w:t xml:space="preserve"> documentos distintos: el documento privado de constitución, junto con el otro accionista, y el anexo de responsabilidades tributarias. Si el trámite se adelanta por la sede virtual con firma electrónica, esta segunda diligencia no se requiere.</w:t>
       </w:r>
     </w:p>
     <w:p>
@@ -1577,7 +1577,7 @@
           <w:i w:val="0"/>
           <w:u w:val="none"/>
         </w:rPr>
-        <w:t xml:space="preserve"> Solo si el expediente lo va a radicar una persona distinta del representante legal —un dependiente, un abogado o un tramitador—. Si lo radica Mariana López Castaño en su condición de representante legal, este poder es innecesario: su facultad ya consta en el artículo transitorio 3.º de los estatutos.</w:t>
+        <w:t xml:space="preserve"> Solo si el expediente lo va a radicar una persona distinta del representante legal (un dependiente, un abogado o un tramitador). Si lo radica Mariana López Castaño en su condición de representante legal, este poder es innecesario: su facultad ya consta en el artículo transitorio 3.º de los estatutos.</w:t>
       </w:r>
     </w:p>
     <w:p>
@@ -2271,7 +2271,7 @@
                 <w:sz w:val="20"/>
                 <w:u w:val="none"/>
               </w:rPr>
-              <w:t>Representante legal — otorga</w:t>
+              <w:t>Representante legal, otorga</w:t>
             </w:r>
           </w:p>
         </w:tc>
@@ -2447,7 +2447,7 @@
         <w:color w:val="555555"/>
         <w:sz w:val="16"/>
       </w:rPr>
-      <w:t>NOVA BIENESTAR INTEGRAL S.A.S. — Autenticación del documento y poder</w:t>
+      <w:t>NOVA BIENESTAR INTEGRAL S.A.S. Autenticación del documento y poder</w:t>
     </w:r>
   </w:p>
 </w:hdr>
